--- a/deliverables/普通线性回归与随机森林预测报告_杨晓真_25121619.docx
+++ b/deliverables/普通线性回归与随机森林预测报告_杨晓真_25121619.docx
@@ -21,7 +21,7 @@
     </w:p>
     <w:p>
       <w:r>
-        <w:t>本报告重新开展两次建模：实验A使用普通最小二乘线性回归，实验B使用随机森林回归。两者使用相同四个输入、相同时间段和相同下一次容量目标，便于辨认算法差别。结果显示普通回归的平均误差低于本次随机森林，容量保持基线的平均误差更低。</w:t>
+        <w:t>本报告比较两种主要模型：实验A使用普通最小二乘线性回归，实验B使用随机森林回归。两者使用相同四个输入、相同时间段和相同下一次容量目标，便于辨认算法差别。结果显示普通回归的平均误差低于本次随机森林，容量保持比较基线的平均误差更低。</w:t>
       </w:r>
     </w:p>
     <w:p>
@@ -29,12 +29,12 @@
         <w:pStyle w:val="Heading1"/>
       </w:pPr>
       <w:r>
-        <w:t>1 提前一次五次十次的含义</w:t>
+        <w:t>1 建模任务与当前方法</w:t>
       </w:r>
     </w:p>
     <w:p>
       <w:r>
-        <w:t>假设第134次充放电已经结束，我们只知道截至第134次的容量。提前1次是预测第135次，提前5次是预测第139次，提前10次是预测第144次。这里的“次”是充放电循环数，不能直接换算为天数或飞行分钟。</w:t>
+        <w:t>我们根据电池已经发生的循环容量变化，预测下一次循环的放电容量。例如第134次充放电结束后，使用截至第134次的真实观测预测第135次容量。第135次实测值在之后获得，只用于评价这一次预测。</w:t>
       </w:r>
     </w:p>
     <w:tbl>
@@ -45,10 +45,10 @@
         <w:tblLook w:firstColumn="1" w:firstRow="1" w:lastColumn="0" w:lastRow="0" w:noHBand="0" w:noVBand="1" w:val="04A0"/>
       </w:tblPr>
       <w:tblGrid>
-        <w:gridCol w:w="1928"/>
-        <w:gridCol w:w="1304"/>
-        <w:gridCol w:w="2154"/>
-        <w:gridCol w:w="3912"/>
+        <w:gridCol w:w="1587"/>
+        <w:gridCol w:w="2268"/>
+        <w:gridCol w:w="3005"/>
+        <w:gridCol w:w="2438"/>
       </w:tblGrid>
       <w:tr>
         <w:trPr>
@@ -56,7 +56,7 @@
         </w:trPr>
         <w:tc>
           <w:tcPr>
-            <w:tcW w:type="dxa" w:w="1928"/>
+            <w:tcW w:type="dxa" w:w="1587"/>
             <w:vAlign w:val="center"/>
             <w:tcBorders>
               <w:top w:val="single" w:sz="4" w:color="D9D9D9"/>
@@ -82,13 +82,13 @@
                 <w:b/>
                 <w:sz w:val="18"/>
               </w:rPr>
-              <w:t>已知历史截至</w:t>
+              <w:t>角色</w:t>
             </w:r>
           </w:p>
         </w:tc>
         <w:tc>
           <w:tcPr>
-            <w:tcW w:type="dxa" w:w="1304"/>
+            <w:tcW w:type="dxa" w:w="2268"/>
             <w:vAlign w:val="center"/>
             <w:tcBorders>
               <w:top w:val="single" w:sz="4" w:color="D9D9D9"/>
@@ -114,13 +114,13 @@
                 <w:b/>
                 <w:sz w:val="18"/>
               </w:rPr>
-              <w:t>提前距离</w:t>
+              <w:t>方法</w:t>
             </w:r>
           </w:p>
         </w:tc>
         <w:tc>
           <w:tcPr>
-            <w:tcW w:type="dxa" w:w="2154"/>
+            <w:tcW w:type="dxa" w:w="3005"/>
             <w:vAlign w:val="center"/>
             <w:tcBorders>
               <w:top w:val="single" w:sz="4" w:color="D9D9D9"/>
@@ -146,13 +146,13 @@
                 <w:b/>
                 <w:sz w:val="18"/>
               </w:rPr>
-              <w:t>预测的目标</w:t>
+              <w:t>输入信息</w:t>
             </w:r>
           </w:p>
         </w:tc>
         <w:tc>
           <w:tcPr>
-            <w:tcW w:type="dxa" w:w="3912"/>
+            <w:tcW w:type="dxa" w:w="2438"/>
             <w:vAlign w:val="center"/>
             <w:tcBorders>
               <w:top w:val="single" w:sz="4" w:color="D9D9D9"/>
@@ -178,7 +178,7 @@
                 <w:b/>
                 <w:sz w:val="18"/>
               </w:rPr>
-              <w:t>关注的问题</w:t>
+              <w:t>预测目标</w:t>
             </w:r>
           </w:p>
         </w:tc>
@@ -186,7 +186,7 @@
       <w:tr>
         <w:tc>
           <w:tcPr>
-            <w:tcW w:type="dxa" w:w="1928"/>
+            <w:tcW w:type="dxa" w:w="1587"/>
             <w:vAlign w:val="center"/>
             <w:tcBorders>
               <w:top w:val="single" w:sz="4" w:color="D9D9D9"/>
@@ -212,13 +212,13 @@
                 <w:b w:val="0"/>
                 <w:sz w:val="18"/>
               </w:rPr>
-              <w:t>第134次</w:t>
+              <w:t>主要模型A</w:t>
             </w:r>
           </w:p>
         </w:tc>
         <w:tc>
           <w:tcPr>
-            <w:tcW w:type="dxa" w:w="1304"/>
+            <w:tcW w:type="dxa" w:w="2268"/>
             <w:vAlign w:val="center"/>
             <w:tcBorders>
               <w:top w:val="single" w:sz="4" w:color="D9D9D9"/>
@@ -244,13 +244,13 @@
                 <w:b w:val="0"/>
                 <w:sz w:val="18"/>
               </w:rPr>
-              <w:t>1次</w:t>
+              <w:t>普通线性回归</w:t>
             </w:r>
           </w:p>
         </w:tc>
         <w:tc>
           <w:tcPr>
-            <w:tcW w:type="dxa" w:w="2154"/>
+            <w:tcW w:type="dxa" w:w="3005"/>
             <w:vAlign w:val="center"/>
             <w:tcBorders>
               <w:top w:val="single" w:sz="4" w:color="D9D9D9"/>
@@ -276,13 +276,13 @@
                 <w:b w:val="0"/>
                 <w:sz w:val="18"/>
               </w:rPr>
-              <w:t>第135次容量</w:t>
+              <w:t>四个相同的历史特征</w:t>
             </w:r>
           </w:p>
         </w:tc>
         <w:tc>
           <w:tcPr>
-            <w:tcW w:type="dxa" w:w="3912"/>
+            <w:tcW w:type="dxa" w:w="2438"/>
             <w:vAlign w:val="center"/>
             <w:tcBorders>
               <w:top w:val="single" w:sz="4" w:color="D9D9D9"/>
@@ -308,7 +308,7 @@
                 <w:b w:val="0"/>
                 <w:sz w:val="18"/>
               </w:rPr>
-              <w:t>下一次容量是否继续变化</w:t>
+              <w:t>下一次循环容量 Ah</w:t>
             </w:r>
           </w:p>
         </w:tc>
@@ -316,7 +316,7 @@
       <w:tr>
         <w:tc>
           <w:tcPr>
-            <w:tcW w:type="dxa" w:w="1928"/>
+            <w:tcW w:type="dxa" w:w="1587"/>
             <w:vAlign w:val="center"/>
             <w:tcBorders>
               <w:top w:val="single" w:sz="4" w:color="D9D9D9"/>
@@ -342,13 +342,13 @@
                 <w:b w:val="0"/>
                 <w:sz w:val="18"/>
               </w:rPr>
-              <w:t>第134次</w:t>
+              <w:t>主要模型B</w:t>
             </w:r>
           </w:p>
         </w:tc>
         <w:tc>
           <w:tcPr>
-            <w:tcW w:type="dxa" w:w="1304"/>
+            <w:tcW w:type="dxa" w:w="2268"/>
             <w:vAlign w:val="center"/>
             <w:tcBorders>
               <w:top w:val="single" w:sz="4" w:color="D9D9D9"/>
@@ -374,13 +374,13 @@
                 <w:b w:val="0"/>
                 <w:sz w:val="18"/>
               </w:rPr>
-              <w:t>5次</w:t>
+              <w:t>随机森林回归</w:t>
             </w:r>
           </w:p>
         </w:tc>
         <w:tc>
           <w:tcPr>
-            <w:tcW w:type="dxa" w:w="2154"/>
+            <w:tcW w:type="dxa" w:w="3005"/>
             <w:vAlign w:val="center"/>
             <w:tcBorders>
               <w:top w:val="single" w:sz="4" w:color="D9D9D9"/>
@@ -406,13 +406,13 @@
                 <w:b w:val="0"/>
                 <w:sz w:val="18"/>
               </w:rPr>
-              <w:t>第139次容量</w:t>
+              <w:t>四个相同的历史特征</w:t>
             </w:r>
           </w:p>
         </w:tc>
         <w:tc>
           <w:tcPr>
-            <w:tcW w:type="dxa" w:w="3912"/>
+            <w:tcW w:type="dxa" w:w="2438"/>
             <w:vAlign w:val="center"/>
             <w:tcBorders>
               <w:top w:val="single" w:sz="4" w:color="D9D9D9"/>
@@ -438,7 +438,7 @@
                 <w:b w:val="0"/>
                 <w:sz w:val="18"/>
               </w:rPr>
-              <w:t>若干次使用后的容量水平</w:t>
+              <w:t>下一次循环容量 Ah</w:t>
             </w:r>
           </w:p>
         </w:tc>
@@ -446,7 +446,7 @@
       <w:tr>
         <w:tc>
           <w:tcPr>
-            <w:tcW w:type="dxa" w:w="1928"/>
+            <w:tcW w:type="dxa" w:w="1587"/>
             <w:vAlign w:val="center"/>
             <w:tcBorders>
               <w:top w:val="single" w:sz="4" w:color="D9D9D9"/>
@@ -472,13 +472,13 @@
                 <w:b w:val="0"/>
                 <w:sz w:val="18"/>
               </w:rPr>
-              <w:t>第134次</w:t>
+              <w:t>比较基线</w:t>
             </w:r>
           </w:p>
         </w:tc>
         <w:tc>
           <w:tcPr>
-            <w:tcW w:type="dxa" w:w="1304"/>
+            <w:tcW w:type="dxa" w:w="2268"/>
             <w:vAlign w:val="center"/>
             <w:tcBorders>
               <w:top w:val="single" w:sz="4" w:color="D9D9D9"/>
@@ -504,13 +504,13 @@
                 <w:b w:val="0"/>
                 <w:sz w:val="18"/>
               </w:rPr>
-              <w:t>10次</w:t>
+              <w:t>容量保持</w:t>
             </w:r>
           </w:p>
         </w:tc>
         <w:tc>
           <w:tcPr>
-            <w:tcW w:type="dxa" w:w="2154"/>
+            <w:tcW w:type="dxa" w:w="3005"/>
             <w:vAlign w:val="center"/>
             <w:tcBorders>
               <w:top w:val="single" w:sz="4" w:color="D9D9D9"/>
@@ -536,13 +536,13 @@
                 <w:b w:val="0"/>
                 <w:sz w:val="18"/>
               </w:rPr>
-              <w:t>第144次容量</w:t>
+              <w:t>最近一次实测容量</w:t>
             </w:r>
           </w:p>
         </w:tc>
         <w:tc>
           <w:tcPr>
-            <w:tcW w:type="dxa" w:w="3912"/>
+            <w:tcW w:type="dxa" w:w="2438"/>
             <w:vAlign w:val="center"/>
             <w:tcBorders>
               <w:top w:val="single" w:sz="4" w:color="D9D9D9"/>
@@ -568,7 +568,7 @@
                 <w:b w:val="0"/>
                 <w:sz w:val="18"/>
               </w:rPr>
-              <w:t>更远期的容量变化与外推误差</w:t>
+              <w:t>下一次循环容量 Ah</w:t>
             </w:r>
           </w:p>
         </w:tc>
@@ -586,12 +586,12 @@
     </w:p>
     <w:p>
       <w:r>
-        <w:t>此前多步实验把历史样本配成“起点特征X(o)”和“第o＋h次容量Q(o＋h)”，分别学习距离h的预测关系。预测第144次时不能提前读取第135至143次真实容量。模型到下一个预测起点后，才能加入当时刚测得的新历史。</w:t>
+        <w:t>容量随循环次数的总体下降用于描述退化，近期均值和斜率用于提取容量水平及变化趋势。普通回归把这些信息加权相加，随机森林学习分组规则后平均预测。容量保持不学习参数，仅作为参照，不列为第三种主要模型。</w:t>
       </w:r>
     </w:p>
     <w:p>
       <w:r>
-        <w:t>比较距离可以检验提早掌握容量变化的可能性，以及外推误差如何变化。是否能提前预警，还需要单独定义阈值事件并回测。多步容量预测本身不等于已准确预测寿命。为了单独比较算法，本次两种新模型均只做提前1次预测。</w:t>
+        <w:t>移动到下一个预测目标时，可以加入当时刚测得的历史容量，但两个估计器在整个测试段保持固定。本报告评估单步容量预测，循环次数不能直接换算为天数或飞行分钟，容量误差也不能直接解释为剩余寿命误差。</w:t>
       </w:r>
     </w:p>
     <w:p>
@@ -609,7 +609,7 @@
     </w:p>
     <w:p>
       <w:r>
-        <w:t>普通线性回归把四个输入乘以各自系数后相加，再加一个截距，得到预测容量。训练通过最小化预测误差的平方和求出系数。本次是四变量多元线性回归，属于简单、可解释的回归方法，没有加入岭回归的系数惩罚。</w:t>
+        <w:t>普通线性回归把四个输入乘以各自系数后相加，再加一个截距，得到预测容量。训练通过最小化预测误差的平方和求出系数。本次是四变量多元线性回归，属于简单、可解释的回归方法，拟合时不对系数增加惩罚项。</w:t>
       </w:r>
     </w:p>
     <w:p>
@@ -1331,7 +1331,7 @@
     </w:p>
     <w:p>
       <w:r>
-        <w:t>严格说，普通回归也是监督学习的一种。本报告按课程要求，用普通线性回归代表简单回归，用树集成代表另一类机器学习方法。此前的岭回归仍属于线性模型，原先两轮还改变了预测距离、训练窗口或特征，不能把两轮结果直接当作两类算法的公平比较。</w:t>
+        <w:t>严格说，普通回归也是监督学习的一种。本报告按课程要求，用普通线性回归代表简单回归，用树集成代表另一类机器学习方法。两种主要模型都使用同样的输入、时间段和目标，才能对其学习规则及预测表现作直接比较。</w:t>
       </w:r>
     </w:p>
     <w:p>
@@ -2351,7 +2351,7 @@
     </w:p>
     <w:p>
       <w:r>
-        <w:t>本次没有alpha惩罚、树深或其他调参。这里的“简单”指普通回归算法，四个输入共同参与预测，不能误写成只用循环次数的一元回归。与此前第三步只用循环次数的直线相比，这次加入相同历史特征以公平对照森林。</w:t>
+        <w:t>普通回归不搜索超参数。这里的“简单”指普通回归算法，四个输入共同参与预测，是多元线性回归。普通回归和森林都使用这四个输入，比较时不更换目标或删减困难样本。</w:t>
       </w:r>
     </w:p>
     <w:tbl>
@@ -8711,12 +8711,12 @@
     </w:p>
     <w:p>
       <w:r>
-        <w:t>依次运行src/01_read_and_clean.py、src/06_linear_regression.py、src/07_random_forest.py、src/08_compare_regression_and_forest.py。使用requirements.txt的分析依赖。安装tools/requirements-report.txt后运行tools/build_regression_forest_report.py生成本文。模型参数和逐点预测均保留，原先实验未覆盖。</w:t>
+        <w:t>依次运行src/01_read_and_clean.py、src/06_linear_regression.py、src/07_random_forest.py、src/08_compare_regression_and_forest.py。特征提取独立保存在src/comparison_common.py中。使用requirements.txt的分析依赖。安装tools/requirements-report.txt后运行tools/build_regression_forest_report.py生成本文。</w:t>
       </w:r>
     </w:p>
     <w:p>
       <w:r>
-        <w:t>本次44项代码检查通过，覆盖原有36项与新增8项。24组误差指标已从逐点预测独立重算，三种方法的目标编号和实测值一致，实测值与原始CSV逐点一致。</w:t>
+        <w:t>当前12项代码检查通过，覆盖统计跳变对照、历史特征不读取当前或未来容量、时间划分、回归参数重建、森林选参及保存模型复现等约束。24组误差指标已从逐点预测独立重算，两种模型和比较基线的目标与实测值一致，实测值与原始CSV逐点一致。</w:t>
       </w:r>
     </w:p>
     <w:p>
